--- a/워드/C1_학생용_워크북.docx
+++ b/워드/C1_학생용_워크북.docx
@@ -2946,7 +2946,7 @@
           <w:b w:val="0"/>
           <w:sz w:val="20"/>
         </w:rPr>
-        <w:t>☐  질문 5개를 받았다</w:t>
+        <w:t>☐  AI가 준 질문을 기록 칸에 붙여넣었다</w:t>
       </w:r>
     </w:p>
     <w:p>
@@ -2960,7 +2960,7 @@
           <w:b w:val="0"/>
           <w:sz w:val="20"/>
         </w:rPr>
-        <w:t>☐  ‘잘못 눌렀을 때’ 같은 질문이 있다</w:t>
+        <w:t>☐  ‘잘못 눌렀을 때’ 같은 질문이 있는지 확인했다 (없으면 다시 요청했다)</w:t>
       </w:r>
     </w:p>
     <w:p>
@@ -2974,7 +2974,7 @@
           <w:b w:val="0"/>
           <w:sz w:val="20"/>
         </w:rPr>
-        <w:t>☐  내가 생각 못 한 것이 1개 이상 있다</w:t>
+        <w:t>☐  내가 생각 못 한 것이 있는지 확인했다 (없으면 ‘없음’이라고 적었다)</w:t>
       </w:r>
     </w:p>
     <w:p>
@@ -4320,7 +4320,7 @@
           <w:b w:val="0"/>
           <w:sz w:val="20"/>
         </w:rPr>
-        <w:t>☐  코드 없이 순서만 받았다</w:t>
+        <w:t>☐  코드 없이 순서만 받았는지 확인했다 (다른 것이 딸려 왔으면 다시 요청했다)</w:t>
       </w:r>
     </w:p>
     <w:p>
@@ -4348,7 +4348,7 @@
           <w:b w:val="0"/>
           <w:sz w:val="20"/>
         </w:rPr>
-        <w:t>☐  ‘비어 있을 때’ 같은 경우가 들어 있다</w:t>
+        <w:t>☐  ‘비어 있을 때’ 같은 경우가 들어 있는지 확인했다 (없으면 추가 요청했다)</w:t>
       </w:r>
     </w:p>
     <w:p>
@@ -5886,7 +5886,7 @@
           <w:b w:val="0"/>
           <w:sz w:val="20"/>
         </w:rPr>
-        <w:t>☐  한국어로 나왔다</w:t>
+        <w:t>☐  한국어로 나왔는지 확인했다 (아니면 다시 요청했다)</w:t>
       </w:r>
     </w:p>
     <w:p>
@@ -8974,7 +8974,7 @@
           <w:b w:val="0"/>
           <w:sz w:val="20"/>
         </w:rPr>
-        <w:t>☐  관찰한 것을 AI에게 주고 고칠 것을 받았다</w:t>
+        <w:t>☐  관찰한 것을 AI에게 주고 고칠 것을 받아 읽어 보았다</w:t>
       </w:r>
     </w:p>
     <w:p>

--- a/워드/C1_학생용_워크북.docx
+++ b/워드/C1_학생용_워크북.docx
@@ -2266,6 +2266,81 @@
         <w:t>▷ 기록 — AI가 짚은 ‘가장 중요한 화면’을 붙여넣으세요</w:t>
       </w:r>
     </w:p>
+    <w:p>
+      <w:pPr>
+        <w:spacing w:before="0" w:after="0"/>
+        <w:ind w:left="170"/>
+      </w:pPr>
+      <w:r>
+        <w:rPr>
+          <w:rFonts w:ascii="맑은 고딕" w:hAnsi="맑은 고딕" w:eastAsia="맑은 고딕"/>
+          <w:b w:val="0"/>
+          <w:color w:val="9AA4B2"/>
+          <w:sz w:val="18"/>
+        </w:rPr>
+        <w:t>가장 중요한 화면은</w:t>
+      </w:r>
+    </w:p>
+    <w:p>
+      <w:pPr>
+        <w:spacing w:before="0" w:after="0"/>
+        <w:ind w:left="170"/>
+      </w:pPr>
+      <w:r>
+        <w:rPr>
+          <w:rFonts w:ascii="맑은 고딕" w:hAnsi="맑은 고딕" w:eastAsia="맑은 고딕"/>
+          <w:b w:val="0"/>
+          <w:color w:val="9AA4B2"/>
+          <w:sz w:val="18"/>
+        </w:rPr>
+        <w:t xml:space="preserve">→ </w:t>
+      </w:r>
+    </w:p>
+    <w:p>
+      <w:pPr>
+        <w:spacing w:before="0" w:after="0"/>
+        <w:ind w:left="170"/>
+      </w:pPr>
+      <w:r>
+        <w:rPr>
+          <w:rFonts w:ascii="맑은 고딕" w:hAnsi="맑은 고딕" w:eastAsia="맑은 고딕"/>
+          <w:b w:val="0"/>
+          <w:color w:val="9AA4B2"/>
+          <w:sz w:val="18"/>
+        </w:rPr>
+        <w:t xml:space="preserve"> </w:t>
+      </w:r>
+    </w:p>
+    <w:p>
+      <w:pPr>
+        <w:spacing w:before="0" w:after="0"/>
+        <w:ind w:left="170"/>
+      </w:pPr>
+      <w:r>
+        <w:rPr>
+          <w:rFonts w:ascii="맑은 고딕" w:hAnsi="맑은 고딕" w:eastAsia="맑은 고딕"/>
+          <w:b w:val="0"/>
+          <w:color w:val="9AA4B2"/>
+          <w:sz w:val="18"/>
+        </w:rPr>
+        <w:t>AI가 되물어 온 것 :</w:t>
+      </w:r>
+    </w:p>
+    <w:p>
+      <w:pPr>
+        <w:spacing w:before="0" w:after="0"/>
+        <w:ind w:left="170"/>
+      </w:pPr>
+      <w:r>
+        <w:rPr>
+          <w:rFonts w:ascii="맑은 고딕" w:hAnsi="맑은 고딕" w:eastAsia="맑은 고딕"/>
+          <w:b w:val="0"/>
+          <w:color w:val="9AA4B2"/>
+          <w:sz w:val="18"/>
+        </w:rPr>
+        <w:t>→ 내 답 :</w:t>
+      </w:r>
+    </w:p>
     <w:tbl>
       <w:tblPr>
         <w:tblW w:type="auto" w:w="0"/>
@@ -2277,7 +2352,7 @@
       </w:tblGrid>
       <w:tr>
         <w:trPr>
-          <w:trHeight w:hRule="atLeast" w:val="2041"/>
+          <w:trHeight w:hRule="atLeast" w:val="1049"/>
         </w:trPr>
         <w:tc>
           <w:tcPr>
@@ -2883,6 +2958,36 @@
         <w:t>5.</w:t>
       </w:r>
     </w:p>
+    <w:p>
+      <w:pPr>
+        <w:spacing w:before="0" w:after="0"/>
+        <w:ind w:left="170"/>
+      </w:pPr>
+      <w:r>
+        <w:rPr>
+          <w:rFonts w:ascii="맑은 고딕" w:hAnsi="맑은 고딕" w:eastAsia="맑은 고딕"/>
+          <w:b w:val="0"/>
+          <w:color w:val="9AA4B2"/>
+          <w:sz w:val="18"/>
+        </w:rPr>
+        <w:t xml:space="preserve"> </w:t>
+      </w:r>
+    </w:p>
+    <w:p>
+      <w:pPr>
+        <w:spacing w:before="0" w:after="0"/>
+        <w:ind w:left="170"/>
+      </w:pPr>
+      <w:r>
+        <w:rPr>
+          <w:rFonts w:ascii="맑은 고딕" w:hAnsi="맑은 고딕" w:eastAsia="맑은 고딕"/>
+          <w:b w:val="0"/>
+          <w:color w:val="9AA4B2"/>
+          <w:sz w:val="18"/>
+        </w:rPr>
+        <w:t>→ 이 중에서 내가 바로 답하기 어려운 것 :</w:t>
+      </w:r>
+    </w:p>
     <w:tbl>
       <w:tblPr>
         <w:tblW w:type="auto" w:w="0"/>
@@ -2894,7 +2999,7 @@
       </w:tblGrid>
       <w:tr>
         <w:trPr>
-          <w:trHeight w:hRule="atLeast" w:val="1049"/>
+          <w:trHeight w:hRule="atLeast" w:val="680"/>
         </w:trPr>
         <w:tc>
           <w:tcPr>
@@ -3471,7 +3576,7 @@
           <w:color w:val="9AA4B2"/>
           <w:sz w:val="18"/>
         </w:rPr>
-        <w:t>1) …</w:t>
+        <w:t>1)</w:t>
       </w:r>
     </w:p>
     <w:p>
@@ -3486,7 +3591,97 @@
           <w:color w:val="9AA4B2"/>
           <w:sz w:val="18"/>
         </w:rPr>
-        <w:t>2) …</w:t>
+        <w:t>2)</w:t>
+      </w:r>
+    </w:p>
+    <w:p>
+      <w:pPr>
+        <w:spacing w:before="0" w:after="0"/>
+        <w:ind w:left="170"/>
+      </w:pPr>
+      <w:r>
+        <w:rPr>
+          <w:rFonts w:ascii="맑은 고딕" w:hAnsi="맑은 고딕" w:eastAsia="맑은 고딕"/>
+          <w:b w:val="0"/>
+          <w:color w:val="9AA4B2"/>
+          <w:sz w:val="18"/>
+        </w:rPr>
+        <w:t>3)</w:t>
+      </w:r>
+    </w:p>
+    <w:p>
+      <w:pPr>
+        <w:spacing w:before="0" w:after="0"/>
+        <w:ind w:left="170"/>
+      </w:pPr>
+      <w:r>
+        <w:rPr>
+          <w:rFonts w:ascii="맑은 고딕" w:hAnsi="맑은 고딕" w:eastAsia="맑은 고딕"/>
+          <w:b w:val="0"/>
+          <w:color w:val="9AA4B2"/>
+          <w:sz w:val="18"/>
+        </w:rPr>
+        <w:t>4)</w:t>
+      </w:r>
+    </w:p>
+    <w:p>
+      <w:pPr>
+        <w:spacing w:before="0" w:after="0"/>
+        <w:ind w:left="170"/>
+      </w:pPr>
+      <w:r>
+        <w:rPr>
+          <w:rFonts w:ascii="맑은 고딕" w:hAnsi="맑은 고딕" w:eastAsia="맑은 고딕"/>
+          <w:b w:val="0"/>
+          <w:color w:val="9AA4B2"/>
+          <w:sz w:val="18"/>
+        </w:rPr>
+        <w:t>5)</w:t>
+      </w:r>
+    </w:p>
+    <w:p>
+      <w:pPr>
+        <w:spacing w:before="0" w:after="0"/>
+        <w:ind w:left="170"/>
+      </w:pPr>
+      <w:r>
+        <w:rPr>
+          <w:rFonts w:ascii="맑은 고딕" w:hAnsi="맑은 고딕" w:eastAsia="맑은 고딕"/>
+          <w:b w:val="0"/>
+          <w:color w:val="9AA4B2"/>
+          <w:sz w:val="18"/>
+        </w:rPr>
+        <w:t xml:space="preserve"> </w:t>
+      </w:r>
+    </w:p>
+    <w:p>
+      <w:pPr>
+        <w:spacing w:before="0" w:after="0"/>
+        <w:ind w:left="170"/>
+      </w:pPr>
+      <w:r>
+        <w:rPr>
+          <w:rFonts w:ascii="맑은 고딕" w:hAnsi="맑은 고딕" w:eastAsia="맑은 고딕"/>
+          <w:b w:val="0"/>
+          <w:color w:val="9AA4B2"/>
+          <w:sz w:val="18"/>
+        </w:rPr>
+        <w:t>→ 자료가 없어 ‘자료 없음’이라고 적은 것 :</w:t>
+      </w:r>
+    </w:p>
+    <w:p>
+      <w:pPr>
+        <w:spacing w:before="0" w:after="0"/>
+        <w:ind w:left="170"/>
+      </w:pPr>
+      <w:r>
+        <w:rPr>
+          <w:rFonts w:ascii="맑은 고딕" w:hAnsi="맑은 고딕" w:eastAsia="맑은 고딕"/>
+          <w:b w:val="0"/>
+          <w:color w:val="9AA4B2"/>
+          <w:sz w:val="18"/>
+        </w:rPr>
+        <w:t>→ AI가 알려 준 처리 방법 :</w:t>
       </w:r>
     </w:p>
     <w:tbl>
@@ -3500,7 +3695,7 @@
       </w:tblGrid>
       <w:tr>
         <w:trPr>
-          <w:trHeight w:hRule="atLeast" w:val="1644"/>
+          <w:trHeight w:hRule="atLeast" w:val="680"/>
         </w:trPr>
         <w:tc>
           <w:tcPr>
@@ -4257,6 +4452,81 @@
         <w:t>3.</w:t>
       </w:r>
     </w:p>
+    <w:p>
+      <w:pPr>
+        <w:spacing w:before="0" w:after="0"/>
+        <w:ind w:left="170"/>
+      </w:pPr>
+      <w:r>
+        <w:rPr>
+          <w:rFonts w:ascii="맑은 고딕" w:hAnsi="맑은 고딕" w:eastAsia="맑은 고딕"/>
+          <w:b w:val="0"/>
+          <w:color w:val="9AA4B2"/>
+          <w:sz w:val="18"/>
+        </w:rPr>
+        <w:t>4.</w:t>
+      </w:r>
+    </w:p>
+    <w:p>
+      <w:pPr>
+        <w:spacing w:before="0" w:after="0"/>
+        <w:ind w:left="170"/>
+      </w:pPr>
+      <w:r>
+        <w:rPr>
+          <w:rFonts w:ascii="맑은 고딕" w:hAnsi="맑은 고딕" w:eastAsia="맑은 고딕"/>
+          <w:b w:val="0"/>
+          <w:color w:val="9AA4B2"/>
+          <w:sz w:val="18"/>
+        </w:rPr>
+        <w:t>5.</w:t>
+      </w:r>
+    </w:p>
+    <w:p>
+      <w:pPr>
+        <w:spacing w:before="0" w:after="0"/>
+        <w:ind w:left="170"/>
+      </w:pPr>
+      <w:r>
+        <w:rPr>
+          <w:rFonts w:ascii="맑은 고딕" w:hAnsi="맑은 고딕" w:eastAsia="맑은 고딕"/>
+          <w:b w:val="0"/>
+          <w:color w:val="9AA4B2"/>
+          <w:sz w:val="18"/>
+        </w:rPr>
+        <w:t xml:space="preserve"> </w:t>
+      </w:r>
+    </w:p>
+    <w:p>
+      <w:pPr>
+        <w:spacing w:before="0" w:after="0"/>
+        <w:ind w:left="170"/>
+      </w:pPr>
+      <w:r>
+        <w:rPr>
+          <w:rFonts w:ascii="맑은 고딕" w:hAnsi="맑은 고딕" w:eastAsia="맑은 고딕"/>
+          <w:b w:val="0"/>
+          <w:color w:val="9AA4B2"/>
+          <w:sz w:val="18"/>
+        </w:rPr>
+        <w:t>→ 잘못 눌렀을 때 어떻게 되나 :</w:t>
+      </w:r>
+    </w:p>
+    <w:p>
+      <w:pPr>
+        <w:spacing w:before="0" w:after="0"/>
+        <w:ind w:left="170"/>
+      </w:pPr>
+      <w:r>
+        <w:rPr>
+          <w:rFonts w:ascii="맑은 고딕" w:hAnsi="맑은 고딕" w:eastAsia="맑은 고딕"/>
+          <w:b w:val="0"/>
+          <w:color w:val="9AA4B2"/>
+          <w:sz w:val="18"/>
+        </w:rPr>
+        <w:t>→ 비어 있을 때 어떻게 되나 :</w:t>
+      </w:r>
+    </w:p>
     <w:tbl>
       <w:tblPr>
         <w:tblW w:type="auto" w:w="0"/>
@@ -4268,7 +4538,7 @@
       </w:tblGrid>
       <w:tr>
         <w:trPr>
-          <w:trHeight w:hRule="atLeast" w:val="3657"/>
+          <w:trHeight w:hRule="atLeast" w:val="2665"/>
         </w:trPr>
         <w:tc>
           <w:tcPr>
@@ -4931,6 +5201,81 @@
         <w:t>3.</w:t>
       </w:r>
     </w:p>
+    <w:p>
+      <w:pPr>
+        <w:spacing w:before="0" w:after="0"/>
+        <w:ind w:left="170"/>
+      </w:pPr>
+      <w:r>
+        <w:rPr>
+          <w:rFonts w:ascii="맑은 고딕" w:hAnsi="맑은 고딕" w:eastAsia="맑은 고딕"/>
+          <w:b w:val="0"/>
+          <w:color w:val="9AA4B2"/>
+          <w:sz w:val="18"/>
+        </w:rPr>
+        <w:t>4.</w:t>
+      </w:r>
+    </w:p>
+    <w:p>
+      <w:pPr>
+        <w:spacing w:before="0" w:after="0"/>
+        <w:ind w:left="170"/>
+      </w:pPr>
+      <w:r>
+        <w:rPr>
+          <w:rFonts w:ascii="맑은 고딕" w:hAnsi="맑은 고딕" w:eastAsia="맑은 고딕"/>
+          <w:b w:val="0"/>
+          <w:color w:val="9AA4B2"/>
+          <w:sz w:val="18"/>
+        </w:rPr>
+        <w:t>5.</w:t>
+      </w:r>
+    </w:p>
+    <w:p>
+      <w:pPr>
+        <w:spacing w:before="0" w:after="0"/>
+        <w:ind w:left="170"/>
+      </w:pPr>
+      <w:r>
+        <w:rPr>
+          <w:rFonts w:ascii="맑은 고딕" w:hAnsi="맑은 고딕" w:eastAsia="맑은 고딕"/>
+          <w:b w:val="0"/>
+          <w:color w:val="9AA4B2"/>
+          <w:sz w:val="18"/>
+        </w:rPr>
+        <w:t xml:space="preserve"> </w:t>
+      </w:r>
+    </w:p>
+    <w:p>
+      <w:pPr>
+        <w:spacing w:before="0" w:after="0"/>
+        <w:ind w:left="170"/>
+      </w:pPr>
+      <w:r>
+        <w:rPr>
+          <w:rFonts w:ascii="맑은 고딕" w:hAnsi="맑은 고딕" w:eastAsia="맑은 고딕"/>
+          <w:b w:val="0"/>
+          <w:color w:val="9AA4B2"/>
+          <w:sz w:val="18"/>
+        </w:rPr>
+        <w:t>→ 잘못 눌렀을 때 어떻게 되나 :</w:t>
+      </w:r>
+    </w:p>
+    <w:p>
+      <w:pPr>
+        <w:spacing w:before="0" w:after="0"/>
+        <w:ind w:left="170"/>
+      </w:pPr>
+      <w:r>
+        <w:rPr>
+          <w:rFonts w:ascii="맑은 고딕" w:hAnsi="맑은 고딕" w:eastAsia="맑은 고딕"/>
+          <w:b w:val="0"/>
+          <w:color w:val="9AA4B2"/>
+          <w:sz w:val="18"/>
+        </w:rPr>
+        <w:t>→ 비어 있을 때 어떻게 되나 :</w:t>
+      </w:r>
+    </w:p>
     <w:tbl>
       <w:tblPr>
         <w:tblW w:type="auto" w:w="0"/>
@@ -4942,7 +5287,7 @@
       </w:tblGrid>
       <w:tr>
         <w:trPr>
-          <w:trHeight w:hRule="atLeast" w:val="1446"/>
+          <w:trHeight w:hRule="atLeast" w:val="680"/>
         </w:trPr>
         <w:tc>
           <w:tcPr>
